--- a/data/revised_2026-10_full/tracked/v2/Physics/SS3.2_Current_Electricity/Physics_Current_Electricity_FinalExplanation_TeacherKey_TRACKED.docx
+++ b/data/revised_2026-10_full/tracked/v2/Physics/SS3.2_Current_Electricity/Physics_Current_Electricity_FinalExplanation_TeacherKey_TRACKED.docx
@@ -232,7 +232,7 @@
               </w:rPr>
               <w:t xml:space="preserve">This Final Explanation brings together everything you have learned in Lessons 1 to 12. Answer each question in the space under it, using your own words, the evidence and measurements from our bench demos (9 V pack, three identical 9 V, 2.7 W, 30 Ω bulbs) and the Nairobi classroom</w:t>
             </w:r>
-            <w:ins w:id="9001" w:author="Claude (AI) - proposed" w:date="2026-10-15T08:04:42Z">
+            <w:ins w:id="9001" w:author="Claude (AI) - proposed" w:date="2026-10-18T00:32:28Z">
               <w:r>
                 <w:rPr>
                   <w:rFonts w:ascii="Arial" w:cs="Arial" w:eastAsia="Arial" w:hAnsi="Arial"/>
@@ -357,7 +357,7 @@
               </w:rPr>
               <w:t xml:space="preserve">In the Nairobi evening prep class, four fluorescent tubes share the 240 V mains and one tube blows. (a) How are the tubes connected, and what happens to the other three? (b) </w:t>
             </w:r>
-            <w:del w:id="9002" w:author="Claude (AI) - proposed" w:date="2026-10-15T08:04:42Z">
+            <w:del w:id="9002" w:author="Claude (AI) - proposed" w:date="2026-10-18T00:32:28Z">
               <w:r>
                 <w:rPr>
                   <w:rFonts w:ascii="Arial" w:cs="Arial" w:eastAsia="Arial" w:hAnsi="Arial"/>
@@ -372,7 +372,7 @@
                 <w:delText xml:space="preserve">Using what you learned about closed loops, p.d. and current, explain</w:delText>
               </w:r>
             </w:del>
-            <w:ins w:id="9003" w:author="Claude (AI) - proposed" w:date="2026-10-15T08:04:42Z">
+            <w:ins w:id="9003" w:author="Claude (AI) - proposed" w:date="2026-10-18T00:32:28Z">
               <w:r>
                 <w:rPr>
                   <w:rFonts w:ascii="Arial" w:cs="Arial" w:eastAsia="Arial" w:hAnsi="Arial"/>
@@ -920,7 +920,7 @@
               </w:rPr>
               <w:t xml:space="preserve">Write a complete final explanation that answers the driving question: Why do the other tubes stay lit when one blows out, and why do bulbs connected in series glow dimmer than identical bulbs connected in parallel to the same battery? Use evidence from at least three of our lessons (for example the current and p.d. measurements, Ohm's law, and resistance in series and in parallel). Then state one idea in your Lesson 1 model that you now want to change, and say how you would change it. Finally, say how this helps you answer the KICD questions: how </w:t>
             </w:r>
-            <w:del w:id="9004" w:author="Claude (AI) - proposed" w:date="2026-10-15T08:04:42Z">
+            <w:del w:id="9004" w:author="Claude (AI) - proposed" w:date="2026-10-18T00:32:28Z">
               <w:r>
                 <w:rPr>
                   <w:rFonts w:ascii="Arial" w:cs="Arial" w:eastAsia="Arial" w:hAnsi="Arial"/>
@@ -948,7 +948,7 @@
               </w:rPr>
               <w:t xml:space="preserve">is current electricity </w:t>
             </w:r>
-            <w:del w:id="9005" w:author="Claude (AI) - proposed" w:date="2026-10-15T08:04:42Z">
+            <w:del w:id="9005" w:author="Claude (AI) - proposed" w:date="2026-10-18T00:32:28Z">
               <w:r>
                 <w:rPr>
                   <w:rFonts w:ascii="Arial" w:cs="Arial" w:eastAsia="Arial" w:hAnsi="Arial"/>
@@ -963,7 +963,7 @@
                 <w:delText xml:space="preserve">applied in</w:delText>
               </w:r>
             </w:del>
-            <w:ins w:id="9006" w:author="Claude (AI) - proposed" w:date="2026-10-15T08:04:42Z">
+            <w:ins w:id="9006" w:author="Claude (AI) - proposed" w:date="2026-10-18T00:32:28Z">
               <w:r>
                 <w:rPr>
                   <w:rFonts w:ascii="Arial" w:cs="Arial" w:eastAsia="Arial" w:hAnsi="Arial"/>
@@ -991,7 +991,7 @@
               </w:rPr>
               <w:t xml:space="preserve"> day-to-day life</w:t>
             </w:r>
-            <w:ins w:id="9007" w:author="Claude (AI) - proposed" w:date="2026-10-15T08:04:42Z">
+            <w:ins w:id="9007" w:author="Claude (AI) - proposed" w:date="2026-10-18T00:32:28Z">
               <w:r>
                 <w:rPr>
                   <w:rFonts w:ascii="Arial" w:cs="Arial" w:eastAsia="Arial" w:hAnsi="Arial"/>
@@ -1052,7 +1052,7 @@
               </w:rPr>
               <w:t xml:space="preserve">The other tubes stay lit because they are connected in parallel: each tube is on its own branch directly across the 240 V supply. When one branch is broken, the others still have the same p.d. and the same current (0.15 A each; the total falls from 0.60 A to 0.45 A). Series bulbs are dim because the three identical bulbs share the 9 V of the pack (3.0 V each) in one loop of total resistance 30 + 30 + 30 = 90 Ω. By V = IR the current is only 9/90 = 0.10 A, so each bulb transfers P = IV = 3.0 x 0.10 = 0.30 W. In parallel each bulb has the full 9 V across 30 Ω, so the current is 0.30 A and the power 2.7 W, which is 9 times larger, and the effective resistance is 10 Ω with 0.90 A from the battery. In a series loop a failed bulb opens the only path so everything goes out, as in the old Christmas-light string. Evidence: ammeter readings of 0.10 A and 0.30 A (Lesson 3), voltmeter readings of 3.0 V and 9.0 V (Lesson 4), the V-I graph for the 30 Ω resistor (Lesson 5), and the resistance rules (Lessons 7 and 8). Model change: in my first model I thought the battery pushed the same amount into every bulb, or that bulbs used up current; now I show the same current in the series loop, the 9 V shared as 3.0 V per bulb, and separate branches each with the full p.d. in parallel. KICD question 1</w:t>
             </w:r>
-            <w:del w:id="9008" w:author="Claude (AI) - proposed" w:date="2026-10-15T08:04:42Z">
+            <w:del w:id="9008" w:author="Claude (AI) - proposed" w:date="2026-10-18T00:32:28Z">
               <w:r>
                 <w:rPr>
                   <w:rFonts w:ascii="Arial" w:cs="Arial" w:eastAsia="Arial" w:hAnsi="Arial"/>
@@ -1067,7 +1067,7 @@
                 <w:delText xml:space="preserve">: we found the relationship by measuring V and I for the 30 Ω resistor; V/I stayed 30 Ω, so V = IR, and current rises with p.d. and falls with resistance. KICD question 2</w:delText>
               </w:r>
             </w:del>
-            <w:ins w:id="9009" w:author="Claude (AI) - proposed" w:date="2026-10-15T08:04:42Z">
+            <w:ins w:id="9009" w:author="Claude (AI) - proposed" w:date="2026-10-18T00:32:28Z">
               <w:r>
                 <w:rPr>
                   <w:rFonts w:ascii="Arial" w:cs="Arial" w:eastAsia="Arial" w:hAnsi="Arial"/>
@@ -1095,7 +1095,7 @@
               </w:rPr>
               <w:t xml:space="preserve">: current electricity is applied in home and school wiring, with lights in parallel, fuses or breakers on the live wire, earthing, and choosing efficient LEDs to cut the cost of energy in kWh.</w:t>
             </w:r>
-            <w:ins w:id="9010" w:author="Claude (AI) - proposed" w:date="2026-10-15T08:04:42Z">
+            <w:ins w:id="9010" w:author="Claude (AI) - proposed" w:date="2026-10-18T00:32:28Z">
               <w:r>
                 <w:rPr>
                   <w:rFonts w:ascii="Arial" w:cs="Arial" w:eastAsia="Arial" w:hAnsi="Arial"/>
@@ -1363,7 +1363,7 @@
               <w:spacing w:after="40" w:before="0"/>
               <w:jc w:val="left"/>
             </w:pPr>
-            <w:del w:id="9011" w:author="Claude (AI) - proposed" w:date="2026-10-15T08:04:42Z">
+            <w:del w:id="9011" w:author="Claude (AI) - proposed" w:date="2026-10-18T00:32:28Z">
               <w:r>
                 <w:rPr>
                   <w:rFonts w:ascii="Arial" w:cs="Arial" w:eastAsia="Arial" w:hAnsi="Arial"/>
@@ -1378,7 +1378,7 @@
                 <w:delText xml:space="preserve">Uses</w:delText>
               </w:r>
             </w:del>
-            <w:ins w:id="9012" w:author="Claude (AI) - proposed" w:date="2026-10-15T08:04:42Z">
+            <w:ins w:id="9012" w:author="Claude (AI) - proposed" w:date="2026-10-18T00:32:28Z">
               <w:r>
                 <w:rPr>
                   <w:rFonts w:ascii="Arial" w:cs="Arial" w:eastAsia="Arial" w:hAnsi="Arial"/>
@@ -1406,7 +1406,7 @@
               </w:rPr>
               <w:t xml:space="preserve"> the exact values from the demos and classroom (90 Ω, 10 Ω, 0.10 A, 0.30 A, 3.0 V, 9.0 V, 0.30 W, 2.7 W, 0.15 A, 0.60 A, 0.45 A) accurately and links </w:t>
             </w:r>
-            <w:del w:id="9013" w:author="Claude (AI) - proposed" w:date="2026-10-15T08:04:42Z">
+            <w:del w:id="9013" w:author="Claude (AI) - proposed" w:date="2026-10-18T00:32:28Z">
               <w:r>
                 <w:rPr>
                   <w:rFonts w:ascii="Arial" w:cs="Arial" w:eastAsia="Arial" w:hAnsi="Arial"/>
@@ -1421,7 +1421,7 @@
                 <w:delText xml:space="preserve">them to claims</w:delText>
               </w:r>
             </w:del>
-            <w:ins w:id="9014" w:author="Claude (AI) - proposed" w:date="2026-10-15T08:04:42Z">
+            <w:ins w:id="9014" w:author="Claude (AI) - proposed" w:date="2026-10-18T00:32:28Z">
               <w:r>
                 <w:rPr>
                   <w:rFonts w:ascii="Arial" w:cs="Arial" w:eastAsia="Arial" w:hAnsi="Arial"/>
@@ -1469,7 +1469,7 @@
               <w:spacing w:after="40" w:before="0"/>
               <w:jc w:val="left"/>
             </w:pPr>
-            <w:del w:id="9015" w:author="Claude (AI) - proposed" w:date="2026-10-15T08:04:42Z">
+            <w:del w:id="9015" w:author="Claude (AI) - proposed" w:date="2026-10-18T00:32:28Z">
               <w:r>
                 <w:rPr>
                   <w:rFonts w:ascii="Arial" w:cs="Arial" w:eastAsia="Arial" w:hAnsi="Arial"/>
@@ -1484,7 +1484,7 @@
                 <w:delText xml:space="preserve">Uses</w:delText>
               </w:r>
             </w:del>
-            <w:ins w:id="9016" w:author="Claude (AI) - proposed" w:date="2026-10-15T08:04:42Z">
+            <w:ins w:id="9016" w:author="Claude (AI) - proposed" w:date="2026-10-18T00:32:28Z">
               <w:r>
                 <w:rPr>
                   <w:rFonts w:ascii="Arial" w:cs="Arial" w:eastAsia="Arial" w:hAnsi="Arial"/>
@@ -1512,7 +1512,7 @@
               </w:rPr>
               <w:t xml:space="preserve"> most of the correct values </w:t>
             </w:r>
-            <w:del w:id="9017" w:author="Claude (AI) - proposed" w:date="2026-10-15T08:04:42Z">
+            <w:del w:id="9017" w:author="Claude (AI) - proposed" w:date="2026-10-18T00:32:28Z">
               <w:r>
                 <w:rPr>
                   <w:rFonts w:ascii="Arial" w:cs="Arial" w:eastAsia="Arial" w:hAnsi="Arial"/>
@@ -1527,7 +1527,7 @@
                 <w:delText xml:space="preserve">but some</w:delText>
               </w:r>
             </w:del>
-            <w:ins w:id="9018" w:author="Claude (AI) - proposed" w:date="2026-10-15T08:04:42Z">
+            <w:ins w:id="9018" w:author="Claude (AI) - proposed" w:date="2026-10-18T00:32:28Z">
               <w:r>
                 <w:rPr>
                   <w:rFonts w:ascii="Arial" w:cs="Arial" w:eastAsia="Arial" w:hAnsi="Arial"/>
@@ -1555,7 +1555,7 @@
               </w:rPr>
               <w:t xml:space="preserve"> are missing or not </w:t>
             </w:r>
-            <w:del w:id="9019" w:author="Claude (AI) - proposed" w:date="2026-10-15T08:04:42Z">
+            <w:del w:id="9019" w:author="Claude (AI) - proposed" w:date="2026-10-18T00:32:28Z">
               <w:r>
                 <w:rPr>
                   <w:rFonts w:ascii="Arial" w:cs="Arial" w:eastAsia="Arial" w:hAnsi="Arial"/>
@@ -1570,7 +1570,7 @@
                 <w:delText xml:space="preserve">linked clearly to the claim</w:delText>
               </w:r>
             </w:del>
-            <w:ins w:id="9020" w:author="Claude (AI) - proposed" w:date="2026-10-15T08:04:42Z">
+            <w:ins w:id="9020" w:author="Claude (AI) - proposed" w:date="2026-10-18T00:32:28Z">
               <w:r>
                 <w:rPr>
                   <w:rFonts w:ascii="Arial" w:cs="Arial" w:eastAsia="Arial" w:hAnsi="Arial"/>
@@ -1618,10 +1618,10 @@
               <w:spacing w:after="40" w:before="0"/>
               <w:jc w:val="left"/>
               <w:rPr>
-                <w:ins w:id="9022" w:author="Claude (AI) - proposed" w:date="2026-10-15T08:04:42Z"/>
-              </w:rPr>
-            </w:pPr>
-            <w:ins w:id="9021" w:author="Claude (AI) - proposed" w:date="2026-10-15T08:04:42Z">
+                <w:ins w:id="9022" w:author="Claude (AI) - proposed" w:date="2026-10-18T00:32:28Z"/>
+              </w:rPr>
+            </w:pPr>
+            <w:ins w:id="9021" w:author="Claude (AI) - proposed" w:date="2026-10-18T00:32:28Z">
               <w:r>
                 <w:rPr>
                   <w:rFonts w:ascii="Arial" w:cs="Arial" w:eastAsia="Arial" w:hAnsi="Arial"/>
@@ -1643,10 +1643,10 @@
               <w:spacing w:after="40" w:before="0"/>
               <w:jc w:val="left"/>
               <w:rPr>
-                <w:del w:id="9024" w:author="Claude (AI) - proposed" w:date="2026-10-15T08:04:42Z"/>
-              </w:rPr>
-            </w:pPr>
-            <w:del w:id="9023" w:author="Claude (AI) - proposed" w:date="2026-10-15T08:04:42Z">
+                <w:del w:id="9024" w:author="Claude (AI) - proposed" w:date="2026-10-18T00:32:28Z"/>
+              </w:rPr>
+            </w:pPr>
+            <w:del w:id="9023" w:author="Claude (AI) - proposed" w:date="2026-10-18T00:32:28Z">
               <w:r>
                 <w:rPr>
                   <w:rFonts w:ascii="Arial" w:cs="Arial" w:eastAsia="Arial" w:hAnsi="Arial"/>
@@ -1716,7 +1716,7 @@
               <w:spacing w:after="40" w:before="0"/>
               <w:jc w:val="left"/>
             </w:pPr>
-            <w:del w:id="9025" w:author="Claude (AI) - proposed" w:date="2026-10-15T08:04:42Z">
+            <w:del w:id="9025" w:author="Claude (AI) - proposed" w:date="2026-10-18T00:32:28Z">
               <w:r>
                 <w:rPr>
                   <w:rFonts w:ascii="Arial" w:cs="Arial" w:eastAsia="Arial" w:hAnsi="Arial"/>
@@ -1731,7 +1731,7 @@
                 <w:delText xml:space="preserve">Clearly</w:delText>
               </w:r>
             </w:del>
-            <w:ins w:id="9026" w:author="Claude (AI) - proposed" w:date="2026-10-15T08:04:42Z">
+            <w:ins w:id="9026" w:author="Claude (AI) - proposed" w:date="2026-10-18T00:32:28Z">
               <w:r>
                 <w:rPr>
                   <w:rFonts w:ascii="Arial" w:cs="Arial" w:eastAsia="Arial" w:hAnsi="Arial"/>
@@ -1759,7 +1759,7 @@
               </w:rPr>
               <w:t xml:space="preserve"> explains that series bulbs share the p.d. and</w:t>
             </w:r>
-            <w:ins w:id="9027" w:author="Claude (AI) - proposed" w:date="2026-10-15T08:04:42Z">
+            <w:ins w:id="9027" w:author="Claude (AI) - proposed" w:date="2026-10-18T00:32:28Z">
               <w:r>
                 <w:rPr>
                   <w:rFonts w:ascii="Arial" w:cs="Arial" w:eastAsia="Arial" w:hAnsi="Arial"/>
@@ -1787,7 +1787,7 @@
               </w:rPr>
               <w:t xml:space="preserve"> a single current through 90 Ω, while parallel branches each get the full p.d. and independent </w:t>
             </w:r>
-            <w:del w:id="9028" w:author="Claude (AI) - proposed" w:date="2026-10-15T08:04:42Z">
+            <w:del w:id="9028" w:author="Claude (AI) - proposed" w:date="2026-10-18T00:32:28Z">
               <w:r>
                 <w:rPr>
                   <w:rFonts w:ascii="Arial" w:cs="Arial" w:eastAsia="Arial" w:hAnsi="Arial"/>
@@ -1802,7 +1802,7 @@
                 <w:delText xml:space="preserve">current</w:delText>
               </w:r>
             </w:del>
-            <w:ins w:id="9029" w:author="Claude (AI) - proposed" w:date="2026-10-15T08:04:42Z">
+            <w:ins w:id="9029" w:author="Claude (AI) - proposed" w:date="2026-10-18T00:32:28Z">
               <w:r>
                 <w:rPr>
                   <w:rFonts w:ascii="Arial" w:cs="Arial" w:eastAsia="Arial" w:hAnsi="Arial"/>
@@ -1850,7 +1850,7 @@
               <w:spacing w:after="40" w:before="0"/>
               <w:jc w:val="left"/>
             </w:pPr>
-            <w:del w:id="9030" w:author="Claude (AI) - proposed" w:date="2026-10-15T08:04:42Z">
+            <w:del w:id="9030" w:author="Claude (AI) - proposed" w:date="2026-10-18T00:32:28Z">
               <w:r>
                 <w:rPr>
                   <w:rFonts w:ascii="Arial" w:cs="Arial" w:eastAsia="Arial" w:hAnsi="Arial"/>
@@ -1865,7 +1865,7 @@
                 <w:delText xml:space="preserve">Explains</w:delText>
               </w:r>
             </w:del>
-            <w:ins w:id="9031" w:author="Claude (AI) - proposed" w:date="2026-10-15T08:04:42Z">
+            <w:ins w:id="9031" w:author="Claude (AI) - proposed" w:date="2026-10-18T00:32:28Z">
               <w:r>
                 <w:rPr>
                   <w:rFonts w:ascii="Arial" w:cs="Arial" w:eastAsia="Arial" w:hAnsi="Arial"/>
@@ -1893,7 +1893,7 @@
               </w:rPr>
               <w:t xml:space="preserve"> the series and parallel difference correctly</w:t>
             </w:r>
-            <w:del w:id="9032" w:author="Claude (AI) - proposed" w:date="2026-10-15T08:04:42Z">
+            <w:del w:id="9032" w:author="Claude (AI) - proposed" w:date="2026-10-18T00:32:28Z">
               <w:r>
                 <w:rPr>
                   <w:rFonts w:ascii="Arial" w:cs="Arial" w:eastAsia="Arial" w:hAnsi="Arial"/>
@@ -1908,7 +1908,7 @@
                 <w:delText xml:space="preserve"> but</w:delText>
               </w:r>
             </w:del>
-            <w:ins w:id="9033" w:author="Claude (AI) - proposed" w:date="2026-10-15T08:04:42Z">
+            <w:ins w:id="9033" w:author="Claude (AI) - proposed" w:date="2026-10-18T00:32:28Z">
               <w:r>
                 <w:rPr>
                   <w:rFonts w:ascii="Arial" w:cs="Arial" w:eastAsia="Arial" w:hAnsi="Arial"/>
@@ -1956,7 +1956,7 @@
               <w:spacing w:after="40" w:before="0"/>
               <w:jc w:val="left"/>
             </w:pPr>
-            <w:del w:id="9034" w:author="Claude (AI) - proposed" w:date="2026-10-15T08:04:42Z">
+            <w:del w:id="9034" w:author="Claude (AI) - proposed" w:date="2026-10-18T00:32:28Z">
               <w:r>
                 <w:rPr>
                   <w:rFonts w:ascii="Arial" w:cs="Arial" w:eastAsia="Arial" w:hAnsi="Arial"/>
@@ -1971,7 +1971,7 @@
                 <w:delText xml:space="preserve">Describes what happens without a correct reason, or shows misconceptions such as bulbs using up current.</w:delText>
               </w:r>
             </w:del>
-            <w:ins w:id="9035" w:author="Claude (AI) - proposed" w:date="2026-10-15T08:04:42Z">
+            <w:ins w:id="9035" w:author="Claude (AI) - proposed" w:date="2026-10-18T00:32:28Z">
               <w:r>
                 <w:rPr>
                   <w:rFonts w:ascii="Arial" w:cs="Arial" w:eastAsia="Arial" w:hAnsi="Arial"/>
@@ -2041,7 +2041,7 @@
               <w:spacing w:after="40" w:before="0"/>
               <w:jc w:val="left"/>
             </w:pPr>
-            <w:del w:id="9036" w:author="Claude (AI) - proposed" w:date="2026-10-15T08:04:42Z">
+            <w:del w:id="9036" w:author="Claude (AI) - proposed" w:date="2026-10-18T00:32:28Z">
               <w:r>
                 <w:rPr>
                   <w:rFonts w:ascii="Arial" w:cs="Arial" w:eastAsia="Arial" w:hAnsi="Arial"/>
@@ -2056,7 +2056,7 @@
                 <w:delText xml:space="preserve">All</w:delText>
               </w:r>
             </w:del>
-            <w:ins w:id="9037" w:author="Claude (AI) - proposed" w:date="2026-10-15T08:04:42Z">
+            <w:ins w:id="9037" w:author="Claude (AI) - proposed" w:date="2026-10-18T00:32:28Z">
               <w:r>
                 <w:rPr>
                   <w:rFonts w:ascii="Arial" w:cs="Arial" w:eastAsia="Arial" w:hAnsi="Arial"/>
@@ -2104,7 +2104,7 @@
               <w:spacing w:after="40" w:before="0"/>
               <w:jc w:val="left"/>
             </w:pPr>
-            <w:del w:id="9038" w:author="Claude (AI) - proposed" w:date="2026-10-15T08:04:42Z">
+            <w:del w:id="9038" w:author="Claude (AI) - proposed" w:date="2026-10-18T00:32:28Z">
               <w:r>
                 <w:rPr>
                   <w:rFonts w:ascii="Arial" w:cs="Arial" w:eastAsia="Arial" w:hAnsi="Arial"/>
@@ -2119,7 +2119,7 @@
                 <w:delText xml:space="preserve">Calculations mostly correct</w:delText>
               </w:r>
             </w:del>
-            <w:ins w:id="9039" w:author="Claude (AI) - proposed" w:date="2026-10-15T08:04:42Z">
+            <w:ins w:id="9039" w:author="Claude (AI) - proposed" w:date="2026-10-18T00:32:28Z">
               <w:r>
                 <w:rPr>
                   <w:rFonts w:ascii="Arial" w:cs="Arial" w:eastAsia="Arial" w:hAnsi="Arial"/>
@@ -2167,7 +2167,7 @@
               <w:spacing w:after="40" w:before="0"/>
               <w:jc w:val="left"/>
             </w:pPr>
-            <w:del w:id="9040" w:author="Claude (AI) - proposed" w:date="2026-10-15T08:04:42Z">
+            <w:del w:id="9040" w:author="Claude (AI) - proposed" w:date="2026-10-18T00:32:28Z">
               <w:r>
                 <w:rPr>
                   <w:rFonts w:ascii="Arial" w:cs="Arial" w:eastAsia="Arial" w:hAnsi="Arial"/>
@@ -2182,7 +2182,7 @@
                 <w:delText xml:space="preserve">Calculations incomplete or incorrect, or missing units.</w:delText>
               </w:r>
             </w:del>
-            <w:ins w:id="9041" w:author="Claude (AI) - proposed" w:date="2026-10-15T08:04:42Z">
+            <w:ins w:id="9041" w:author="Claude (AI) - proposed" w:date="2026-10-18T00:32:28Z">
               <w:r>
                 <w:rPr>
                   <w:rFonts w:ascii="Arial" w:cs="Arial" w:eastAsia="Arial" w:hAnsi="Arial"/>
@@ -2252,7 +2252,7 @@
               <w:spacing w:after="40" w:before="0"/>
               <w:jc w:val="left"/>
             </w:pPr>
-            <w:del w:id="9042" w:author="Claude (AI) - proposed" w:date="2026-10-15T08:04:42Z">
+            <w:del w:id="9042" w:author="Claude (AI) - proposed" w:date="2026-10-18T00:32:28Z">
               <w:r>
                 <w:rPr>
                   <w:rFonts w:ascii="Arial" w:cs="Arial" w:eastAsia="Arial" w:hAnsi="Arial"/>
@@ -2267,7 +2267,7 @@
                 <w:delText xml:space="preserve">Correctly</w:delText>
               </w:r>
             </w:del>
-            <w:ins w:id="9043" w:author="Claude (AI) - proposed" w:date="2026-10-15T08:04:42Z">
+            <w:ins w:id="9043" w:author="Claude (AI) - proposed" w:date="2026-10-18T00:32:28Z">
               <w:r>
                 <w:rPr>
                   <w:rFonts w:ascii="Arial" w:cs="Arial" w:eastAsia="Arial" w:hAnsi="Arial"/>
@@ -2315,7 +2315,7 @@
               <w:spacing w:after="40" w:before="0"/>
               <w:jc w:val="left"/>
             </w:pPr>
-            <w:del w:id="9044" w:author="Claude (AI) - proposed" w:date="2026-10-15T08:04:42Z">
+            <w:del w:id="9044" w:author="Claude (AI) - proposed" w:date="2026-10-18T00:32:28Z">
               <w:r>
                 <w:rPr>
                   <w:rFonts w:ascii="Arial" w:cs="Arial" w:eastAsia="Arial" w:hAnsi="Arial"/>
@@ -2330,7 +2330,7 @@
                 <w:delText xml:space="preserve">Explains</w:delText>
               </w:r>
             </w:del>
-            <w:ins w:id="9045" w:author="Claude (AI) - proposed" w:date="2026-10-15T08:04:42Z">
+            <w:ins w:id="9045" w:author="Claude (AI) - proposed" w:date="2026-10-18T00:32:28Z">
               <w:r>
                 <w:rPr>
                   <w:rFonts w:ascii="Arial" w:cs="Arial" w:eastAsia="Arial" w:hAnsi="Arial"/>
@@ -2358,7 +2358,7 @@
               </w:rPr>
               <w:t xml:space="preserve"> most safety and cost ideas correctly</w:t>
             </w:r>
-            <w:ins w:id="9046" w:author="Claude (AI) - proposed" w:date="2026-10-15T08:04:42Z">
+            <w:ins w:id="9046" w:author="Claude (AI) - proposed" w:date="2026-10-18T00:32:28Z">
               <w:r>
                 <w:rPr>
                   <w:rFonts w:ascii="Arial" w:cs="Arial" w:eastAsia="Arial" w:hAnsi="Arial"/>
@@ -2406,7 +2406,7 @@
               <w:spacing w:after="40" w:before="0"/>
               <w:jc w:val="left"/>
             </w:pPr>
-            <w:del w:id="9047" w:author="Claude (AI) - proposed" w:date="2026-10-15T08:04:42Z">
+            <w:del w:id="9047" w:author="Claude (AI) - proposed" w:date="2026-10-18T00:32:28Z">
               <w:r>
                 <w:rPr>
                   <w:rFonts w:ascii="Arial" w:cs="Arial" w:eastAsia="Arial" w:hAnsi="Arial"/>
@@ -2421,7 +2421,7 @@
                 <w:delText xml:space="preserve">Safety and cost ideas</w:delText>
               </w:r>
             </w:del>
-            <w:ins w:id="9048" w:author="Claude (AI) - proposed" w:date="2026-10-15T08:04:42Z">
+            <w:ins w:id="9048" w:author="Claude (AI) - proposed" w:date="2026-10-18T00:32:28Z">
               <w:r>
                 <w:rPr>
                   <w:rFonts w:ascii="Arial" w:cs="Arial" w:eastAsia="Arial" w:hAnsi="Arial"/>
@@ -2449,7 +2449,7 @@
               </w:rPr>
               <w:t xml:space="preserve"> are unclear or </w:t>
             </w:r>
-            <w:del w:id="9049" w:author="Claude (AI) - proposed" w:date="2026-10-15T08:04:42Z">
+            <w:del w:id="9049" w:author="Claude (AI) - proposed" w:date="2026-10-18T00:32:28Z">
               <w:r>
                 <w:rPr>
                   <w:rFonts w:ascii="Arial" w:cs="Arial" w:eastAsia="Arial" w:hAnsi="Arial"/>
@@ -2464,7 +2464,7 @@
                 <w:delText xml:space="preserve">missing</w:delText>
               </w:r>
             </w:del>
-            <w:ins w:id="9050" w:author="Claude (AI) - proposed" w:date="2026-10-15T08:04:42Z">
+            <w:ins w:id="9050" w:author="Claude (AI) - proposed" w:date="2026-10-18T00:32:28Z">
               <w:r>
                 <w:rPr>
                   <w:rFonts w:ascii="Arial" w:cs="Arial" w:eastAsia="Arial" w:hAnsi="Arial"/>
@@ -2547,7 +2547,7 @@
               <w:spacing w:after="40" w:before="0"/>
               <w:jc w:val="left"/>
             </w:pPr>
-            <w:del w:id="9051" w:author="Claude (AI) - proposed" w:date="2026-10-15T08:04:42Z">
+            <w:del w:id="9051" w:author="Claude (AI) - proposed" w:date="2026-10-18T00:32:28Z">
               <w:r>
                 <w:rPr>
                   <w:rFonts w:ascii="Arial" w:cs="Arial" w:eastAsia="Arial" w:hAnsi="Arial"/>
@@ -2562,7 +2562,7 @@
                 <w:delText xml:space="preserve">Compares</w:delText>
               </w:r>
             </w:del>
-            <w:ins w:id="9052" w:author="Claude (AI) - proposed" w:date="2026-10-15T08:04:42Z">
+            <w:ins w:id="9052" w:author="Claude (AI) - proposed" w:date="2026-10-18T00:32:28Z">
               <w:r>
                 <w:rPr>
                   <w:rFonts w:ascii="Arial" w:cs="Arial" w:eastAsia="Arial" w:hAnsi="Arial"/>
@@ -2610,7 +2610,7 @@
               <w:spacing w:after="40" w:before="0"/>
               <w:jc w:val="left"/>
             </w:pPr>
-            <w:del w:id="9053" w:author="Claude (AI) - proposed" w:date="2026-10-15T08:04:42Z">
+            <w:del w:id="9053" w:author="Claude (AI) - proposed" w:date="2026-10-18T00:32:28Z">
               <w:r>
                 <w:rPr>
                   <w:rFonts w:ascii="Arial" w:cs="Arial" w:eastAsia="Arial" w:hAnsi="Arial"/>
@@ -2625,7 +2625,7 @@
                 <w:delText xml:space="preserve">Describes</w:delText>
               </w:r>
             </w:del>
-            <w:ins w:id="9054" w:author="Claude (AI) - proposed" w:date="2026-10-15T08:04:42Z">
+            <w:ins w:id="9054" w:author="Claude (AI) - proposed" w:date="2026-10-18T00:32:28Z">
               <w:r>
                 <w:rPr>
                   <w:rFonts w:ascii="Arial" w:cs="Arial" w:eastAsia="Arial" w:hAnsi="Arial"/>
@@ -2673,7 +2673,7 @@
               <w:spacing w:after="40" w:before="0"/>
               <w:jc w:val="left"/>
             </w:pPr>
-            <w:del w:id="9055" w:author="Claude (AI) - proposed" w:date="2026-10-15T08:04:42Z">
+            <w:del w:id="9055" w:author="Claude (AI) - proposed" w:date="2026-10-18T00:32:28Z">
               <w:r>
                 <w:rPr>
                   <w:rFonts w:ascii="Arial" w:cs="Arial" w:eastAsia="Arial" w:hAnsi="Arial"/>
@@ -2688,7 +2688,7 @@
                 <w:delText xml:space="preserve">Does not describe</w:delText>
               </w:r>
             </w:del>
-            <w:ins w:id="9056" w:author="Claude (AI) - proposed" w:date="2026-10-15T08:04:42Z">
+            <w:ins w:id="9056" w:author="Claude (AI) - proposed" w:date="2026-10-18T00:32:28Z">
               <w:r>
                 <w:rPr>
                   <w:rFonts w:ascii="Arial" w:cs="Arial" w:eastAsia="Arial" w:hAnsi="Arial"/>
@@ -2716,7 +2716,7 @@
               </w:rPr>
               <w:t xml:space="preserve"> a model change </w:t>
             </w:r>
-            <w:del w:id="9057" w:author="Claude (AI) - proposed" w:date="2026-10-15T08:04:42Z">
+            <w:del w:id="9057" w:author="Claude (AI) - proposed" w:date="2026-10-18T00:32:28Z">
               <w:r>
                 <w:rPr>
                   <w:rFonts w:ascii="Arial" w:cs="Arial" w:eastAsia="Arial" w:hAnsi="Arial"/>
@@ -2731,7 +2731,7 @@
                 <w:delText xml:space="preserve">or uses</w:delText>
               </w:r>
             </w:del>
-            <w:ins w:id="9058" w:author="Claude (AI) - proposed" w:date="2026-10-15T08:04:42Z">
+            <w:ins w:id="9058" w:author="Claude (AI) - proposed" w:date="2026-10-18T00:32:28Z">
               <w:r>
                 <w:rPr>
                   <w:rFonts w:ascii="Arial" w:cs="Arial" w:eastAsia="Arial" w:hAnsi="Arial"/>
@@ -2881,7 +2881,7 @@
         </w:rPr>
         <w:t xml:space="preserve">© 2026 SeaVuria and ARES. This work is licensed under a </w:t>
       </w:r>
-      <w:hyperlink w:history="1" r:id="rId1rcobfjwe_fchv4ixazu7">
+      <w:hyperlink w:history="1" r:id="rIdmwioietjkwiqjekbymldi">
         <w:r>
           <w:rPr>
             <w:rFonts w:ascii="Arial" w:cs="Arial" w:eastAsia="Arial" w:hAnsi="Arial"/>
@@ -2901,7 +2901,7 @@
         </w:rPr>
         <w:t xml:space="preserve"> (</w:t>
       </w:r>
-      <w:hyperlink w:history="1" r:id="rIdiptn-fpayhfyghqpf3ggz">
+      <w:hyperlink w:history="1" r:id="rIdfg45jjhfufjh0woti20qn">
         <w:r>
           <w:rPr>
             <w:rFonts w:ascii="Arial" w:cs="Arial" w:eastAsia="Arial" w:hAnsi="Arial"/>
@@ -2921,7 +2921,7 @@
         </w:rPr>
         <w:t xml:space="preserve">). To view a copy of this license, visit </w:t>
       </w:r>
-      <w:hyperlink w:history="1" r:id="rIdq9csqla64t5gsibbkfhyo">
+      <w:hyperlink w:history="1" r:id="rIdb_m2kbmtflusc9tbvvmv2">
         <w:r>
           <w:rPr>
             <w:rFonts w:ascii="Arial" w:cs="Arial" w:eastAsia="Arial" w:hAnsi="Arial"/>
